--- a/zhs/docx/023.content.docx
+++ b/zhs/docx/023.content.docx
@@ -19,7 +19,7 @@
         <w:rPr>
           <w:lang w:val="zh_CN" w:bidi="zh_CN"/>
         </w:rPr>
-        <w:t>Resource: 关键词 (SRV)</w:t>
+        <w:t>Resource: Familiarization, Internalization, Articulation (Fia) Terms</w:t>
       </w:r>
       <w:r>
         <w:rPr>
@@ -39,42 +39,61 @@
           <w:b/>
           <w:lang w:val="zh_CN" w:bidi="zh_CN"/>
         </w:rPr>
-        <w:t>Familiarization, Internalization, Articulation (FIA) Key Terms</w:t>
-      </w:r>
-      <w:r>
-        <w:rPr>
-          <w:lang w:val="zh_CN" w:bidi="zh_CN"/>
-        </w:rPr>
-        <w:t xml:space="preserve"> © 2023 SRV Partners Released under CC BY-SA 4.0 license. </w:t>
-      </w:r>
-      <w:r>
-        <w:rPr>
-          <w:lang w:val="zh_CN" w:bidi="zh_CN"/>
-        </w:rPr>
-        <w:t>Familiarization, Internalization, Articulation (FIA) Key Terms</w:t>
-      </w:r>
-      <w:r>
-        <w:rPr>
-          <w:lang w:val="zh_CN" w:bidi="zh_CN"/>
-        </w:rPr>
-        <w:t xml:space="preserve"> has been adapted in the following languages Tok Pisin, عربي, Français, हिंदी, Bahasa Indonesia, Português, Русский, Español, Kiswahili, 简体中文 from </w:t>
-      </w:r>
-      <w:r>
-        <w:rPr>
-          <w:lang w:val="zh_CN" w:bidi="zh_CN"/>
-        </w:rPr>
-        <w:t>Familiarization, Internalization, Articulation (FIA)</w:t>
-      </w:r>
-      <w:r>
-        <w:rPr>
-          <w:lang w:val="zh_CN" w:bidi="zh_CN"/>
-        </w:rPr>
-        <w:t xml:space="preserve"> © 2023 SRV Partners. Released under CC BY-SA 4.0 license by Mission Mutual</w:t>
-      </w:r>
-      <w:r>
-        <w:rPr>
-          <w:lang w:val="zh_CN" w:bidi="zh_CN"/>
-        </w:rPr>
+        <w:t>Familiarization, Internalization, Articulation (Fia) Terms</w:t>
+      </w:r>
+      <w:r>
+        <w:rPr>
+          <w:lang w:val="zh_CN" w:bidi="zh_CN"/>
+        </w:rPr>
+        <w:t xml:space="preserve"> (Chinese (Simplified)) is based on: </w:t>
+      </w:r>
+      <w:r>
+        <w:rPr>
+          <w:lang w:val="zh_CN" w:bidi="zh_CN"/>
+        </w:rPr>
+        <w:t>Familiarization, Internalization, Articulation (Fia) Terms</w:t>
+      </w:r>
+      <w:r>
+        <w:rPr>
+          <w:lang w:val="zh_CN" w:bidi="zh_CN"/>
+        </w:rPr>
+        <w:t xml:space="preserve">, </w:t>
+      </w:r>
+      <w:hyperlink r:id="rId13">
+        <w:r>
+          <w:rPr>
+            <w:lang w:val="zh_CN" w:bidi="zh_CN"/>
+          </w:rPr>
+          <w:rPr>
+            <w:color w:val="0000EE"/>
+            <w:u w:val="single"/>
+          </w:rPr>
+          <w:t>SRV Partners</w:t>
+        </w:r>
+      </w:hyperlink>
+      <w:r>
+        <w:rPr>
+          <w:lang w:val="zh_CN" w:bidi="zh_CN"/>
+        </w:rPr>
+        <w:t xml:space="preserve">, 2023, which is licensed under a </w:t>
+      </w:r>
+      <w:hyperlink r:id="rId14">
+        <w:r>
+          <w:rPr>
+            <w:lang w:val="zh_CN" w:bidi="zh_CN"/>
+          </w:rPr>
+          <w:rPr>
+            <w:color w:val="0000EE"/>
+            <w:u w:val="single"/>
+          </w:rPr>
+          <w:t>CC BY-SA 4.0 license</w:t>
+        </w:r>
+      </w:hyperlink>
+      <w:r>
+        <w:rPr>
+          <w:lang w:val="zh_CN" w:bidi="zh_CN"/>
+        </w:rPr>
+        <w:t>.</w:t>
       </w:r>
       <w:r>
         <w:rPr>
@@ -83,6 +102,30 @@
       </w:r>
     </w:p>
     <w:p>
+      <w:pPr/>
+      <w:r>
+        <w:rPr>
+          <w:lang w:val="zh_CN" w:bidi="zh_CN"/>
+        </w:rPr>
+      </w:r>
+      <w:r>
+        <w:rPr>
+          <w:lang w:val="zh_CN" w:bidi="zh_CN"/>
+        </w:rPr>
+        <w:t>This PDF version is provided under the same license.</w:t>
+      </w:r>
+      <w:r>
+        <w:rPr>
+          <w:lang w:val="zh_CN" w:bidi="zh_CN"/>
+        </w:rPr>
+      </w:r>
+      <w:r>
+        <w:rPr>
+          <w:lang w:val="zh_CN" w:bidi="zh_CN"/>
+        </w:rPr>
+      </w:r>
+    </w:p>
+    <w:p>
       <w:pPr>
         <w:pStyle w:val="Heading1"/>
       </w:pPr>
@@ -90,7 +133,7 @@
         <w:rPr>
           <w:lang w:val="zh_CN" w:bidi="zh_CN"/>
         </w:rPr>
-        <w:t>关键词 (SRV)</w:t>
+        <w:t>Familiarization, Internalization, Articulation (Fia) Terms</w:t>
       </w:r>
     </w:p>
     <w:p>
@@ -218,12 +261,18 @@
         </w:rPr>
         <w:t>、</w:t>
       </w:r>
-      <w:r>
-        <w:rPr>
-          <w:lang w:val="zh_CN" w:bidi="zh_CN"/>
-        </w:rPr>
-        <w:t>邪灵</w:t>
-      </w:r>
+      <w:hyperlink r:id="rId15">
+        <w:r>
+          <w:rPr>
+            <w:lang w:val="zh_CN" w:bidi="zh_CN"/>
+          </w:rPr>
+          <w:rPr>
+            <w:color w:val="0000EE"/>
+            <w:u w:val="single"/>
+          </w:rPr>
+          <w:t>邪灵</w:t>
+        </w:r>
+      </w:hyperlink>
       <w:r>
         <w:rPr>
           <w:lang w:val="zh_CN" w:bidi="zh_CN"/>
@@ -243,48 +292,72 @@
         </w:rPr>
         <w:t>，这些短语都指的是同一件事。鬼是反叛神的灵。所有鬼的首领被称为</w:t>
       </w:r>
-      <w:r>
-        <w:rPr>
-          <w:lang w:val="zh_CN" w:bidi="zh_CN"/>
-        </w:rPr>
-        <w:t>撒但</w:t>
-      </w:r>
+      <w:hyperlink r:id="rId16">
+        <w:r>
+          <w:rPr>
+            <w:lang w:val="zh_CN" w:bidi="zh_CN"/>
+          </w:rPr>
+          <w:rPr>
+            <w:color w:val="0000EE"/>
+            <w:u w:val="single"/>
+          </w:rPr>
+          <w:t>撒但</w:t>
+        </w:r>
+      </w:hyperlink>
       <w:r>
         <w:rPr>
           <w:lang w:val="zh_CN" w:bidi="zh_CN"/>
         </w:rPr>
         <w:t>、</w:t>
       </w:r>
-      <w:r>
-        <w:rPr>
-          <w:lang w:val="zh_CN" w:bidi="zh_CN"/>
-        </w:rPr>
-        <w:t>魔鬼</w:t>
-      </w:r>
+      <w:hyperlink r:id="rId17">
+        <w:r>
+          <w:rPr>
+            <w:lang w:val="zh_CN" w:bidi="zh_CN"/>
+          </w:rPr>
+          <w:rPr>
+            <w:color w:val="0000EE"/>
+            <w:u w:val="single"/>
+          </w:rPr>
+          <w:t>魔鬼</w:t>
+        </w:r>
+      </w:hyperlink>
       <w:r>
         <w:rPr>
           <w:lang w:val="zh_CN" w:bidi="zh_CN"/>
         </w:rPr>
         <w:t>，有时还被称作别西卜。因为神创造了万物，所以神也创造了这些灵。神创造他们，就像</w:t>
       </w:r>
-      <w:r>
-        <w:rPr>
-          <w:lang w:val="zh_CN" w:bidi="zh_CN"/>
-        </w:rPr>
-        <w:t>天使</w:t>
-      </w:r>
+      <w:hyperlink r:id="rId18">
+        <w:r>
+          <w:rPr>
+            <w:lang w:val="zh_CN" w:bidi="zh_CN"/>
+          </w:rPr>
+          <w:rPr>
+            <w:color w:val="0000EE"/>
+            <w:u w:val="single"/>
+          </w:rPr>
+          <w:t>天使</w:t>
+        </w:r>
+      </w:hyperlink>
       <w:r>
         <w:rPr>
           <w:lang w:val="zh_CN" w:bidi="zh_CN"/>
         </w:rPr>
         <w:t>一样，为要做祂的工作。但有些</w:t>
       </w:r>
-      <w:r>
-        <w:rPr>
-          <w:lang w:val="zh_CN" w:bidi="zh_CN"/>
-        </w:rPr>
-        <w:t>天使</w:t>
-      </w:r>
+      <w:hyperlink r:id="rId18">
+        <w:r>
+          <w:rPr>
+            <w:lang w:val="zh_CN" w:bidi="zh_CN"/>
+          </w:rPr>
+          <w:rPr>
+            <w:color w:val="0000EE"/>
+            <w:u w:val="single"/>
+          </w:rPr>
+          <w:t>天使</w:t>
+        </w:r>
+      </w:hyperlink>
       <w:r>
         <w:rPr>
           <w:lang w:val="zh_CN" w:bidi="zh_CN"/>
@@ -305,24 +378,36 @@
         </w:rPr>
         <w:t>鬼可以控制人们，让人们生病或行事怪异。当鬼控制一个人时，我们说这个人"被</w:t>
       </w:r>
-      <w:r>
-        <w:rPr>
-          <w:lang w:val="zh_CN" w:bidi="zh_CN"/>
-        </w:rPr>
-        <w:t>鬼附</w:t>
-      </w:r>
+      <w:hyperlink r:id="rId19">
+        <w:r>
+          <w:rPr>
+            <w:lang w:val="zh_CN" w:bidi="zh_CN"/>
+          </w:rPr>
+          <w:rPr>
+            <w:color w:val="0000EE"/>
+            <w:u w:val="single"/>
+          </w:rPr>
+          <w:t>鬼附</w:t>
+        </w:r>
+      </w:hyperlink>
       <w:r>
         <w:rPr>
           <w:lang w:val="zh_CN" w:bidi="zh_CN"/>
         </w:rPr>
         <w:t>"了。一个被鬼附的人可能会成为聋子、哑巴，或者有类似于间歇性的癫痫发作。这个人可能会变得非常暴力并大声喊叫。</w:t>
       </w:r>
-      <w:r>
-        <w:rPr>
-          <w:lang w:val="zh_CN" w:bidi="zh_CN"/>
-        </w:rPr>
-        <w:t>犹太人</w:t>
-      </w:r>
+      <w:hyperlink r:id="rId20">
+        <w:r>
+          <w:rPr>
+            <w:lang w:val="zh_CN" w:bidi="zh_CN"/>
+          </w:rPr>
+          <w:rPr>
+            <w:color w:val="0000EE"/>
+            <w:u w:val="single"/>
+          </w:rPr>
+          <w:t>犹太人</w:t>
+        </w:r>
+      </w:hyperlink>
       <w:r>
         <w:rPr>
           <w:lang w:val="zh_CN" w:bidi="zh_CN"/>
@@ -343,24 +428,36 @@
         </w:rPr>
         <w:t>鬼也可以被称为邪灵。这表明他们的意图是</w:t>
       </w:r>
-      <w:r>
-        <w:rPr>
-          <w:lang w:val="zh_CN" w:bidi="zh_CN"/>
-        </w:rPr>
-        <w:t>邪恶</w:t>
-      </w:r>
+      <w:hyperlink r:id="rId21">
+        <w:r>
+          <w:rPr>
+            <w:lang w:val="zh_CN" w:bidi="zh_CN"/>
+          </w:rPr>
+          <w:rPr>
+            <w:color w:val="0000EE"/>
+            <w:u w:val="single"/>
+          </w:rPr>
+          <w:t>邪恶</w:t>
+        </w:r>
+      </w:hyperlink>
       <w:r>
         <w:rPr>
           <w:lang w:val="zh_CN" w:bidi="zh_CN"/>
         </w:rPr>
         <w:t>的。他们有时被称为不洁净的灵。</w:t>
       </w:r>
-      <w:r>
-        <w:rPr>
-          <w:lang w:val="zh_CN" w:bidi="zh_CN"/>
-        </w:rPr>
-        <w:t>不洁净</w:t>
-      </w:r>
+      <w:hyperlink r:id="rId22">
+        <w:r>
+          <w:rPr>
+            <w:lang w:val="zh_CN" w:bidi="zh_CN"/>
+          </w:rPr>
+          <w:rPr>
+            <w:color w:val="0000EE"/>
+            <w:u w:val="single"/>
+          </w:rPr>
+          <w:t>不洁净</w:t>
+        </w:r>
+      </w:hyperlink>
       <w:r>
         <w:rPr>
           <w:lang w:val="zh_CN" w:bidi="zh_CN"/>
@@ -395,6 +492,77 @@
           <w:lang w:val="zh_CN" w:bidi="zh_CN"/>
         </w:rPr>
         <w:t>鬼不是已死之人的灵魂，尽管在许多文化中，他们可能会假装成他们是谁。如果你必须使用一个词语来表示死去之人的灵魂，那么请注意，随着时间的推移，人们必须要学会这些灵不真的是那些死去之人的灵魂，而是假装成这样的。</w:t>
+      </w:r>
+      <w:r>
+        <w:rPr>
+          <w:lang w:val="zh_CN" w:bidi="zh_CN"/>
+        </w:rPr>
+      </w:r>
+      <w:r>
+        <w:rPr>
+          <w:lang w:val="zh_CN" w:bidi="zh_CN"/>
+        </w:rPr>
+      </w:r>
+    </w:p>
+    <w:p>
+      <w:pPr/>
+      <w:r>
+        <w:rPr>
+          <w:lang w:val="zh_CN" w:bidi="zh_CN"/>
+        </w:rPr>
+      </w:r>
+    </w:p>
+    <w:p>
+      <w:pPr>
+        <w:pStyle w:val="Heading2"/>
+      </w:pPr>
+      <w:r>
+        <w:rPr>
+          <w:lang w:val="zh_CN" w:bidi="zh_CN"/>
+        </w:rPr>
+        <w:t>鬼</w:t>
+      </w:r>
+      <w:r>
+        <w:rPr>
+          <w:lang w:val="zh_CN" w:bidi="zh_CN"/>
+        </w:rPr>
+      </w:r>
+    </w:p>
+    <w:p>
+      <w:pPr>
+        <w:pStyle w:val="Heading4"/>
+      </w:pPr>
+      <w:r>
+        <w:rPr>
+          <w:lang w:val="zh_CN" w:bidi="zh_CN"/>
+        </w:rPr>
+        <w:t>Audio Content</w:t>
+      </w:r>
+    </w:p>
+    <w:p>
+      <w:pPr/>
+      <w:r>
+        <w:rPr>
+          <w:lang w:val="zh_CN" w:bidi="zh_CN"/>
+        </w:rPr>
+      </w:r>
+      <w:hyperlink r:id="rId23">
+        <w:r>
+          <w:rPr>
+            <w:lang w:val="zh_CN" w:bidi="zh_CN"/>
+          </w:rPr>
+          <w:rPr>
+            <w:color w:val="0000EE"/>
+            <w:u w:val="single"/>
+          </w:rPr>
+          <w:t>mp3 file</w:t>
+        </w:r>
+      </w:hyperlink>
+      <w:r>
+        <w:rPr>
+          <w:lang w:val="zh_CN" w:bidi="zh_CN"/>
+        </w:rPr>
+        <w:t xml:space="preserve"> (None KB)</w:t>
       </w:r>
       <w:r>
         <w:rPr>

--- a/zhs/docx/023.content.docx
+++ b/zhs/docx/023.content.docx
@@ -39,80 +39,37 @@
           <w:b/>
           <w:lang w:val="zh_CN" w:bidi="zh_CN"/>
         </w:rPr>
-        <w:t>Familiarization, Internalization, Articulation (Fia) Terms</w:t>
-      </w:r>
-      <w:r>
-        <w:rPr>
-          <w:lang w:val="zh_CN" w:bidi="zh_CN"/>
-        </w:rPr>
-        <w:t xml:space="preserve"> (Chinese (Simplified)) is based on: </w:t>
-      </w:r>
-      <w:r>
-        <w:rPr>
-          <w:lang w:val="zh_CN" w:bidi="zh_CN"/>
-        </w:rPr>
-        <w:t>Familiarization, Internalization, Articulation (Fia) Terms</w:t>
-      </w:r>
-      <w:r>
-        <w:rPr>
-          <w:lang w:val="zh_CN" w:bidi="zh_CN"/>
-        </w:rPr>
-        <w:t xml:space="preserve">, </w:t>
-      </w:r>
-      <w:hyperlink r:id="rId13">
-        <w:r>
-          <w:rPr>
-            <w:lang w:val="zh_CN" w:bidi="zh_CN"/>
-          </w:rPr>
-          <w:rPr>
-            <w:color w:val="0000EE"/>
-            <w:u w:val="single"/>
-          </w:rPr>
-          <w:t>SRV Partners</w:t>
-        </w:r>
-      </w:hyperlink>
-      <w:r>
-        <w:rPr>
-          <w:lang w:val="zh_CN" w:bidi="zh_CN"/>
-        </w:rPr>
-        <w:t xml:space="preserve">, 2023, which is licensed under a </w:t>
-      </w:r>
-      <w:hyperlink r:id="rId14">
-        <w:r>
-          <w:rPr>
-            <w:lang w:val="zh_CN" w:bidi="zh_CN"/>
-          </w:rPr>
-          <w:rPr>
-            <w:color w:val="0000EE"/>
-            <w:u w:val="single"/>
-          </w:rPr>
-          <w:t>CC BY-SA 4.0 license</w:t>
-        </w:r>
-      </w:hyperlink>
-      <w:r>
-        <w:rPr>
-          <w:lang w:val="zh_CN" w:bidi="zh_CN"/>
-        </w:rPr>
-        <w:t>.</w:t>
-      </w:r>
-      <w:r>
-        <w:rPr>
-          <w:lang w:val="zh_CN" w:bidi="zh_CN"/>
-        </w:rPr>
-      </w:r>
-    </w:p>
-    <w:p>
-      <w:pPr/>
-      <w:r>
-        <w:rPr>
-          <w:lang w:val="zh_CN" w:bidi="zh_CN"/>
-        </w:rPr>
-      </w:r>
-      <w:r>
-        <w:rPr>
-          <w:lang w:val="zh_CN" w:bidi="zh_CN"/>
-        </w:rPr>
-        <w:t>This PDF version is provided under the same license.</w:t>
+        <w:t>Familiarization, Internalization, Articulation (FIA) Key Terms</w:t>
+      </w:r>
+      <w:r>
+        <w:rPr>
+          <w:lang w:val="zh_CN" w:bidi="zh_CN"/>
+        </w:rPr>
+        <w:t xml:space="preserve"> © 2023 SRV Partners Released under CC BY-SA 4.0 license. </w:t>
+      </w:r>
+      <w:r>
+        <w:rPr>
+          <w:lang w:val="zh_CN" w:bidi="zh_CN"/>
+        </w:rPr>
+        <w:t>Familiarization, Internalization, Articulation (FIA) Key Terms</w:t>
+      </w:r>
+      <w:r>
+        <w:rPr>
+          <w:lang w:val="zh_CN" w:bidi="zh_CN"/>
+        </w:rPr>
+        <w:t xml:space="preserve"> has been adapted in the following languages Tok Pisin, عربي, Français, हिंदी, Bahasa Indonesia, Português, Русский, Español, Kiswahili, 简体中文 from </w:t>
+      </w:r>
+      <w:r>
+        <w:rPr>
+          <w:lang w:val="zh_CN" w:bidi="zh_CN"/>
+        </w:rPr>
+        <w:t>Familiarization, Internalization, Articulation (FIA)</w:t>
+      </w:r>
+      <w:r>
+        <w:rPr>
+          <w:lang w:val="zh_CN" w:bidi="zh_CN"/>
+        </w:rPr>
+        <w:t xml:space="preserve"> © 2023 SRV Partners. Released under CC BY-SA 4.0 license by Mission Mutual</w:t>
       </w:r>
       <w:r>
         <w:rPr>
@@ -261,7 +218,7 @@
         </w:rPr>
         <w:t>、</w:t>
       </w:r>
-      <w:hyperlink r:id="rId15">
+      <w:hyperlink r:id="rId13">
         <w:r>
           <w:rPr>
             <w:lang w:val="zh_CN" w:bidi="zh_CN"/>
@@ -292,7 +249,7 @@
         </w:rPr>
         <w:t>，这些短语都指的是同一件事。鬼是反叛神的灵。所有鬼的首领被称为</w:t>
       </w:r>
-      <w:hyperlink r:id="rId16">
+      <w:hyperlink r:id="rId14">
         <w:r>
           <w:rPr>
             <w:lang w:val="zh_CN" w:bidi="zh_CN"/>
@@ -310,7 +267,7 @@
         </w:rPr>
         <w:t>、</w:t>
       </w:r>
-      <w:hyperlink r:id="rId17">
+      <w:hyperlink r:id="rId15">
         <w:r>
           <w:rPr>
             <w:lang w:val="zh_CN" w:bidi="zh_CN"/>
@@ -328,7 +285,7 @@
         </w:rPr>
         <w:t>，有时还被称作别西卜。因为神创造了万物，所以神也创造了这些灵。神创造他们，就像</w:t>
       </w:r>
-      <w:hyperlink r:id="rId18">
+      <w:hyperlink r:id="rId16">
         <w:r>
           <w:rPr>
             <w:lang w:val="zh_CN" w:bidi="zh_CN"/>
@@ -346,7 +303,7 @@
         </w:rPr>
         <w:t>一样，为要做祂的工作。但有些</w:t>
       </w:r>
-      <w:hyperlink r:id="rId18">
+      <w:hyperlink r:id="rId16">
         <w:r>
           <w:rPr>
             <w:lang w:val="zh_CN" w:bidi="zh_CN"/>
@@ -378,7 +335,7 @@
         </w:rPr>
         <w:t>鬼可以控制人们，让人们生病或行事怪异。当鬼控制一个人时，我们说这个人"被</w:t>
       </w:r>
-      <w:hyperlink r:id="rId19">
+      <w:hyperlink r:id="rId17">
         <w:r>
           <w:rPr>
             <w:lang w:val="zh_CN" w:bidi="zh_CN"/>
@@ -396,7 +353,7 @@
         </w:rPr>
         <w:t>"了。一个被鬼附的人可能会成为聋子、哑巴，或者有类似于间歇性的癫痫发作。这个人可能会变得非常暴力并大声喊叫。</w:t>
       </w:r>
-      <w:hyperlink r:id="rId20">
+      <w:hyperlink r:id="rId18">
         <w:r>
           <w:rPr>
             <w:lang w:val="zh_CN" w:bidi="zh_CN"/>
@@ -428,7 +385,7 @@
         </w:rPr>
         <w:t>鬼也可以被称为邪灵。这表明他们的意图是</w:t>
       </w:r>
-      <w:hyperlink r:id="rId21">
+      <w:hyperlink r:id="rId19">
         <w:r>
           <w:rPr>
             <w:lang w:val="zh_CN" w:bidi="zh_CN"/>
@@ -446,7 +403,7 @@
         </w:rPr>
         <w:t>的。他们有时被称为不洁净的灵。</w:t>
       </w:r>
-      <w:hyperlink r:id="rId22">
+      <w:hyperlink r:id="rId20">
         <w:r>
           <w:rPr>
             <w:lang w:val="zh_CN" w:bidi="zh_CN"/>
@@ -546,7 +503,7 @@
           <w:lang w:val="zh_CN" w:bidi="zh_CN"/>
         </w:rPr>
       </w:r>
-      <w:hyperlink r:id="rId23">
+      <w:hyperlink r:id="rId21">
         <w:r>
           <w:rPr>
             <w:lang w:val="zh_CN" w:bidi="zh_CN"/>

--- a/zhs/docx/023.content.docx
+++ b/zhs/docx/023.content.docx
@@ -45,7 +45,7 @@
         <w:rPr>
           <w:lang w:val="zh_CN" w:bidi="zh_CN"/>
         </w:rPr>
-        <w:t xml:space="preserve"> © 2023 SRV Partners Released under CC BY-SA 4.0 license. </w:t>
+        <w:t xml:space="preserve"> © 2025 Word Collective Released under CC BY-SA 4.0 license. </w:t>
       </w:r>
       <w:r>
         <w:rPr>
@@ -69,7 +69,7 @@
         <w:rPr>
           <w:lang w:val="zh_CN" w:bidi="zh_CN"/>
         </w:rPr>
-        <w:t xml:space="preserve"> © 2023 SRV Partners. Released under CC BY-SA 4.0 license by Mission Mutual</w:t>
+        <w:t xml:space="preserve"> © 2025 Word Collective. Released under CC BY-SA 4.0 license by Mission Mutual</w:t>
       </w:r>
       <w:r>
         <w:rPr>
